--- a/Program.docx
+++ b/Program.docx
@@ -430,7 +430,6 @@
           <w:lang w:val="it-CH" w:eastAsia="en-GB"/>
         </w:rPr>
       </w:pPr>
-      <w:proofErr w:type="spellStart"/>
       <w:r>
         <w:rPr>
           <w:rFonts w:ascii="Times New Roman" w:eastAsia="Times New Roman" w:hAnsi="Times New Roman"/>
@@ -451,7 +450,6 @@
         </w:rPr>
         <w:t>s</w:t>
       </w:r>
-      <w:proofErr w:type="spellEnd"/>
       <w:r>
         <w:rPr>
           <w:rFonts w:ascii="Times New Roman" w:eastAsia="Times New Roman" w:hAnsi="Times New Roman"/>
@@ -3554,7 +3552,27 @@
                 <w:szCs w:val="22"/>
                 <w:lang w:val="it-CH" w:eastAsia="en-GB"/>
               </w:rPr>
-              <w:t>M. Forgione</w:t>
+              <w:t>D</w:t>
+            </w:r>
+            <w:r>
+              <w:rPr>
+                <w:rFonts w:ascii="Times New Roman" w:eastAsia="Times New Roman" w:hAnsi="Times New Roman"/>
+                <w:color w:val="000000"/>
+                <w:sz w:val="22"/>
+                <w:szCs w:val="22"/>
+                <w:lang w:val="it-CH" w:eastAsia="en-GB"/>
+              </w:rPr>
+              <w:t xml:space="preserve">. </w:t>
+            </w:r>
+            <w:r>
+              <w:rPr>
+                <w:rFonts w:ascii="Times New Roman" w:eastAsia="Times New Roman" w:hAnsi="Times New Roman"/>
+                <w:color w:val="000000"/>
+                <w:sz w:val="22"/>
+                <w:szCs w:val="22"/>
+                <w:lang w:val="it-CH" w:eastAsia="en-GB"/>
+              </w:rPr>
+              <w:t>Piga</w:t>
             </w:r>
           </w:p>
         </w:tc>

--- a/Program.docx
+++ b/Program.docx
@@ -430,6 +430,7 @@
           <w:lang w:val="it-CH" w:eastAsia="en-GB"/>
         </w:rPr>
       </w:pPr>
+      <w:proofErr w:type="spellStart"/>
       <w:r>
         <w:rPr>
           <w:rFonts w:ascii="Times New Roman" w:eastAsia="Times New Roman" w:hAnsi="Times New Roman"/>
@@ -450,6 +451,7 @@
         </w:rPr>
         <w:t>s</w:t>
       </w:r>
+      <w:proofErr w:type="spellEnd"/>
       <w:r>
         <w:rPr>
           <w:rFonts w:ascii="Times New Roman" w:eastAsia="Times New Roman" w:hAnsi="Times New Roman"/>
@@ -3552,27 +3554,7 @@
                 <w:szCs w:val="22"/>
                 <w:lang w:val="it-CH" w:eastAsia="en-GB"/>
               </w:rPr>
-              <w:t>D</w:t>
-            </w:r>
-            <w:r>
-              <w:rPr>
-                <w:rFonts w:ascii="Times New Roman" w:eastAsia="Times New Roman" w:hAnsi="Times New Roman"/>
-                <w:color w:val="000000"/>
-                <w:sz w:val="22"/>
-                <w:szCs w:val="22"/>
-                <w:lang w:val="it-CH" w:eastAsia="en-GB"/>
-              </w:rPr>
-              <w:t xml:space="preserve">. </w:t>
-            </w:r>
-            <w:r>
-              <w:rPr>
-                <w:rFonts w:ascii="Times New Roman" w:eastAsia="Times New Roman" w:hAnsi="Times New Roman"/>
-                <w:color w:val="000000"/>
-                <w:sz w:val="22"/>
-                <w:szCs w:val="22"/>
-                <w:lang w:val="it-CH" w:eastAsia="en-GB"/>
-              </w:rPr>
-              <w:t>Piga</w:t>
+              <w:t>M. Forgione</w:t>
             </w:r>
           </w:p>
         </w:tc>
